--- a/docs/ecostats_stat_overview/02_two_sample_welches_ttest.docx
+++ b/docs/ecostats_stat_overview/02_two_sample_welches_ttest.docx
@@ -3938,7 +3938,7 @@
       <w:r>
         <w:drawing>
           <wp:inline>
-            <wp:extent cx="5943600" cy="5943600"/>
+            <wp:extent cx="6096000" cy="6096000"/>
             <wp:effectExtent b="0" l="0" r="0" t="0"/>
             <wp:docPr descr="" title="" id="26" name="Picture"/>
             <a:graphic>
@@ -3959,7 +3959,7 @@
                   <pic:spPr bwMode="auto">
                     <a:xfrm>
                       <a:off x="0" y="0"/>
-                      <a:ext cx="5943600" cy="5943600"/>
+                      <a:ext cx="6096000" cy="6096000"/>
                     </a:xfrm>
                     <a:prstGeom prst="rect">
                       <a:avLst/>
@@ -4749,7 +4749,7 @@
       <w:r>
         <w:drawing>
           <wp:inline>
-            <wp:extent cx="5943600" cy="5943600"/>
+            <wp:extent cx="6096000" cy="6096000"/>
             <wp:effectExtent b="0" l="0" r="0" t="0"/>
             <wp:docPr descr="" title="" id="30" name="Picture"/>
             <a:graphic>
@@ -4770,7 +4770,7 @@
                   <pic:spPr bwMode="auto">
                     <a:xfrm>
                       <a:off x="0" y="0"/>
-                      <a:ext cx="5943600" cy="5943600"/>
+                      <a:ext cx="6096000" cy="6096000"/>
                     </a:xfrm>
                     <a:prstGeom prst="rect">
                       <a:avLst/>
@@ -5159,7 +5159,7 @@
       <w:r>
         <w:drawing>
           <wp:inline>
-            <wp:extent cx="5943600" cy="5943600"/>
+            <wp:extent cx="6096000" cy="6096000"/>
             <wp:effectExtent b="0" l="0" r="0" t="0"/>
             <wp:docPr descr="" title="" id="38" name="Picture"/>
             <a:graphic>
@@ -5180,7 +5180,7 @@
                   <pic:spPr bwMode="auto">
                     <a:xfrm>
                       <a:off x="0" y="0"/>
-                      <a:ext cx="5943600" cy="5943600"/>
+                      <a:ext cx="6096000" cy="6096000"/>
                     </a:xfrm>
                     <a:prstGeom prst="rect">
                       <a:avLst/>
@@ -5589,7 +5589,7 @@
       <w:r>
         <w:drawing>
           <wp:inline>
-            <wp:extent cx="5943600" cy="5943600"/>
+            <wp:extent cx="6096000" cy="6096000"/>
             <wp:effectExtent b="0" l="0" r="0" t="0"/>
             <wp:docPr descr="" title="" id="41" name="Picture"/>
             <a:graphic>
@@ -5610,7 +5610,7 @@
                   <pic:spPr bwMode="auto">
                     <a:xfrm>
                       <a:off x="0" y="0"/>
-                      <a:ext cx="5943600" cy="5943600"/>
+                      <a:ext cx="6096000" cy="6096000"/>
                     </a:xfrm>
                     <a:prstGeom prst="rect">
                       <a:avLst/>
@@ -7890,7 +7890,7 @@
       <w:r>
         <w:drawing>
           <wp:inline>
-            <wp:extent cx="5943600" cy="5943600"/>
+            <wp:extent cx="6096000" cy="6096000"/>
             <wp:effectExtent b="0" l="0" r="0" t="0"/>
             <wp:docPr descr="" title="" id="52" name="Picture"/>
             <a:graphic>
@@ -7911,7 +7911,7 @@
                   <pic:spPr bwMode="auto">
                     <a:xfrm>
                       <a:off x="0" y="0"/>
-                      <a:ext cx="5943600" cy="5943600"/>
+                      <a:ext cx="6096000" cy="6096000"/>
                     </a:xfrm>
                     <a:prstGeom prst="rect">
                       <a:avLst/>
@@ -8868,7 +8868,7 @@
     <w:bookmarkEnd w:id="59"/>
     <w:sectPr>
       <w:pgSz w:h="15840" w:w="12240"/>
-      <w:pgMar w:bottom="1440" w:footer="720" w:gutter="0" w:header="720" w:left="1440" w:right="1440" w:top="1440"/>
+      <w:pgMar w:bottom="720" w:footer="720" w:gutter="0" w:header="720" w:left="1152" w:right="720" w:top="720"/>
       <w:cols w:space="720"/>
       <w:docGrid w:linePitch="360"/>
     </w:sectPr>
@@ -10262,7 +10262,7 @@
     <w:basedOn w:val="Normal"/>
     <w:next w:val="Normal"/>
     <w:qFormat/>
-    <w:rsid w:val="00BC28E9"/>
+    <w:rsid w:val="00B86ADC"/>
     <w:pPr>
       <w:pBdr>
         <w:top w:color="FF0000" w:space="1" w:sz="8" w:val="single"/>
@@ -10276,14 +10276,14 @@
     </w:pPr>
     <w:rPr>
       <w:rFonts w:ascii="Courier New" w:hAnsi="Courier New"/>
-      <w:sz w:val="18"/>
+      <w:sz w:val="16"/>
     </w:rPr>
   </w:style>
   <w:style w:customStyle="1" w:styleId="SourceCode" w:type="paragraph">
     <w:name w:val="Source Code"/>
     <w:basedOn w:val="Normal"/>
     <w:qFormat/>
-    <w:rsid w:val="00771E03"/>
+    <w:rsid w:val="0018210C"/>
     <w:pPr>
       <w:pBdr>
         <w:top w:color="auto" w:space="1" w:sz="8" w:val="single"/>
@@ -10291,20 +10291,20 @@
         <w:bottom w:color="auto" w:space="1" w:sz="8" w:val="single"/>
         <w:right w:color="auto" w:space="4" w:sz="8" w:val="single"/>
       </w:pBdr>
-      <w:shd w:color="auto" w:fill="auto" w:val="pct15"/>
+      <w:shd w:color="auto" w:fill="auto" w:val="pct5"/>
       <w:spacing w:after="240" w:before="240"/>
       <w:ind w:left="432" w:right="432"/>
     </w:pPr>
     <w:rPr>
       <w:rFonts w:ascii="Courier New" w:hAnsi="Courier New"/>
-      <w:sz w:val="20"/>
+      <w:sz w:val="15"/>
     </w:rPr>
   </w:style>
   <w:style w:customStyle="1" w:styleId="Verbatim" w:type="paragraph">
     <w:name w:val="Verbatim"/>
     <w:basedOn w:val="Normal"/>
     <w:qFormat/>
-    <w:rsid w:val="00771E03"/>
+    <w:rsid w:val="0018210C"/>
     <w:pPr>
       <w:shd w:color="auto" w:fill="auto" w:val="pct15"/>
       <w:spacing w:after="240" w:before="240"/>
@@ -10312,7 +10312,7 @@
     </w:pPr>
     <w:rPr>
       <w:rFonts w:ascii="Courier New" w:hAnsi="Courier New"/>
-      <w:sz w:val="18"/>
+      <w:sz w:val="16"/>
     </w:rPr>
   </w:style>
   <w:style w:customStyle="1" w:styleId="CodeBlock" w:type="paragraph">
@@ -10355,6 +10355,11 @@
     <w:pPr>
       <w:spacing w:after="100"/>
     </w:pPr>
+  </w:style>
+  <w:style w:customStyle="1" w:styleId="Graphic" w:type="paragraph">
+    <w:name w:val="Graphic"/>
+    <w:qFormat/>
+    <w:rsid w:val="00735D8A"/>
   </w:style>
   <w:style w:type="character" w:customStyle="1" w:styleId="KeywordTok">
     <w:name w:val="KeywordTok"/>

--- a/docs/ecostats_stat_overview/02_two_sample_welches_ttest.docx
+++ b/docs/ecostats_stat_overview/02_two_sample_welches_ttest.docx
@@ -754,8 +754,8 @@
                 <m:d>
                   <m:dPr>
                     <m:begChr m:val="("/>
+                    <m:sepChr m:val=""/>
                     <m:endChr m:val=")"/>
-                    <m:sepChr m:val=""/>
                     <m:grow/>
                   </m:dPr>
                   <m:e>
@@ -862,8 +862,8 @@
                     <m:d>
                       <m:dPr>
                         <m:begChr m:val="("/>
+                        <m:sepChr m:val=""/>
                         <m:endChr m:val=")"/>
-                        <m:sepChr m:val=""/>
                         <m:grow/>
                       </m:dPr>
                       <m:e>
@@ -952,8 +952,8 @@
                     <m:d>
                       <m:dPr>
                         <m:begChr m:val="("/>
+                        <m:sepChr m:val=""/>
                         <m:endChr m:val=")"/>
-                        <m:sepChr m:val=""/>
                         <m:grow/>
                       </m:dPr>
                       <m:e>

--- a/docs/ecostats_stat_overview/02_two_sample_welches_ttest.docx
+++ b/docs/ecostats_stat_overview/02_two_sample_welches_ttest.docx
@@ -1098,22 +1098,9 @@
         </w:rPr>
         <w:t xml:space="preserve"># For Levene's test</w:t>
       </w:r>
-    </w:p>
-    <w:p>
-      <w:pPr>
-        <w:pStyle w:val="SourceCode"/>
-      </w:pPr>
-      <w:r>
-        <w:rPr>
-          <w:rStyle w:val="VerbatimChar"/>
-        </w:rPr>
-        <w:t xml:space="preserve">Loading required package: carData</w:t>
-      </w:r>
-    </w:p>
-    <w:p>
-      <w:pPr>
-        <w:pStyle w:val="SourceCode"/>
-      </w:pPr>
+      <w:r>
+        <w:br/>
+      </w:r>
       <w:r>
         <w:rPr>
           <w:rStyle w:val="CommentTok"/>
@@ -1141,22 +1128,9 @@
         </w:rPr>
         <w:t xml:space="preserve"># For permutation tests</w:t>
       </w:r>
-    </w:p>
-    <w:p>
-      <w:pPr>
-        <w:pStyle w:val="SourceCode"/>
-      </w:pPr>
-      <w:r>
-        <w:rPr>
-          <w:rStyle w:val="VerbatimChar"/>
-        </w:rPr>
-        <w:t xml:space="preserve">Loading required package: survival</w:t>
-      </w:r>
-    </w:p>
-    <w:p>
-      <w:pPr>
-        <w:pStyle w:val="SourceCode"/>
-      </w:pPr>
+      <w:r>
+        <w:br/>
+      </w:r>
       <w:r>
         <w:rPr>
           <w:rStyle w:val="FunctionTok"/>
@@ -1220,123 +1194,27 @@
         </w:rPr>
         <w:t xml:space="preserve">(tidyverse)</w:t>
       </w:r>
-    </w:p>
-    <w:p>
-      <w:pPr>
-        <w:pStyle w:val="SourceCode"/>
-      </w:pPr>
-      <w:r>
-        <w:rPr>
-          <w:rStyle w:val="VerbatimChar"/>
-        </w:rPr>
-        <w:t xml:space="preserve">── Attaching core tidyverse packages ──────────────────────── tidyverse 2.0.0 ──</w:t>
-      </w:r>
-      <w:r>
-        <w:br/>
-      </w:r>
-      <w:r>
-        <w:rPr>
-          <w:rStyle w:val="VerbatimChar"/>
-        </w:rPr>
-        <w:t xml:space="preserve">✔ dplyr     1.1.4     ✔ readr     2.1.5</w:t>
-      </w:r>
-      <w:r>
-        <w:br/>
-      </w:r>
-      <w:r>
-        <w:rPr>
-          <w:rStyle w:val="VerbatimChar"/>
-        </w:rPr>
-        <w:t xml:space="preserve">✔ forcats   1.0.0     ✔ stringr   1.5.1</w:t>
-      </w:r>
-      <w:r>
-        <w:br/>
-      </w:r>
-      <w:r>
-        <w:rPr>
-          <w:rStyle w:val="VerbatimChar"/>
-        </w:rPr>
-        <w:t xml:space="preserve">✔ ggplot2   3.5.2     ✔ tibble    3.3.0</w:t>
-      </w:r>
-      <w:r>
-        <w:br/>
-      </w:r>
-      <w:r>
-        <w:rPr>
-          <w:rStyle w:val="VerbatimChar"/>
-        </w:rPr>
-        <w:t xml:space="preserve">✔ lubridate 1.9.4     ✔ tidyr     1.3.1</w:t>
-      </w:r>
-      <w:r>
-        <w:br/>
-      </w:r>
-      <w:r>
-        <w:rPr>
-          <w:rStyle w:val="VerbatimChar"/>
-        </w:rPr>
-        <w:t xml:space="preserve">✔ purrr     1.1.0     </w:t>
-      </w:r>
-    </w:p>
-    <w:p>
-      <w:pPr>
-        <w:pStyle w:val="SourceCode"/>
-      </w:pPr>
-      <w:r>
-        <w:rPr>
-          <w:rStyle w:val="VerbatimChar"/>
-        </w:rPr>
-        <w:t xml:space="preserve">── Conflicts ────────────────────────────────────────── tidyverse_conflicts() ──</w:t>
-      </w:r>
-      <w:r>
-        <w:br/>
-      </w:r>
-      <w:r>
-        <w:rPr>
-          <w:rStyle w:val="VerbatimChar"/>
-        </w:rPr>
-        <w:t xml:space="preserve">✖ dplyr::filter() masks stats::filter()</w:t>
-      </w:r>
-      <w:r>
-        <w:br/>
-      </w:r>
-      <w:r>
-        <w:rPr>
-          <w:rStyle w:val="VerbatimChar"/>
-        </w:rPr>
-        <w:t xml:space="preserve">✖ dplyr::lag()    masks stats::lag()</w:t>
-      </w:r>
-      <w:r>
-        <w:br/>
-      </w:r>
-      <w:r>
-        <w:rPr>
-          <w:rStyle w:val="VerbatimChar"/>
-        </w:rPr>
-        <w:t xml:space="preserve">✖ dplyr::recode() masks car::recode()</w:t>
-      </w:r>
-      <w:r>
-        <w:br/>
-      </w:r>
-      <w:r>
-        <w:rPr>
-          <w:rStyle w:val="VerbatimChar"/>
-        </w:rPr>
-        <w:t xml:space="preserve">✖ purrr::some()   masks car::some()</w:t>
-      </w:r>
-      <w:r>
-        <w:br/>
-      </w:r>
-      <w:r>
-        <w:rPr>
-          <w:rStyle w:val="VerbatimChar"/>
-        </w:rPr>
-        <w:t xml:space="preserve">ℹ Use the conflicted package (&lt;http://conflicted.r-lib.org/&gt;) to force all conflicts to become errors</w:t>
-      </w:r>
-    </w:p>
-    <w:p>
-      <w:pPr>
-        <w:pStyle w:val="SourceCode"/>
-      </w:pPr>
+      <w:r>
+        <w:br/>
+      </w:r>
+      <w:r>
+        <w:rPr>
+          <w:rStyle w:val="FunctionTok"/>
+        </w:rPr>
+        <w:t xml:space="preserve">library</w:t>
+      </w:r>
+      <w:r>
+        <w:rPr>
+          <w:rStyle w:val="NormalTok"/>
+        </w:rPr>
+        <w:t xml:space="preserve">(broom)</w:t>
+      </w:r>
+      <w:r>
+        <w:br/>
+      </w:r>
+      <w:r>
+        <w:br/>
+      </w:r>
       <w:r>
         <w:rPr>
           <w:rStyle w:val="CommentTok"/>
@@ -3365,6 +3243,24 @@
       </w:r>
       <w:r>
         <w:rPr>
+          <w:rStyle w:val="NormalTok"/>
+        </w:rPr>
+        <w:t xml:space="preserve">histo_plot</w:t>
+      </w:r>
+      <w:r>
+        <w:rPr>
+          <w:rStyle w:val="OtherTok"/>
+        </w:rPr>
+        <w:t xml:space="preserve">&lt;-</w:t>
+      </w:r>
+      <w:r>
+        <w:rPr>
+          <w:rStyle w:val="NormalTok"/>
+        </w:rPr>
+        <w:t xml:space="preserve"> </w:t>
+      </w:r>
+      <w:r>
+        <w:rPr>
           <w:rStyle w:val="FunctionTok"/>
         </w:rPr>
         <w:t xml:space="preserve">ggplot</w:t>
@@ -3922,13 +3818,19 @@
         <w:t xml:space="preserve">"right"</w:t>
       </w:r>
       <w:r>
-        <w:br/>
-      </w:r>
-      <w:r>
-        <w:rPr>
-          <w:rStyle w:val="NormalTok"/>
-        </w:rPr>
-        <w:t xml:space="preserve">  ) </w:t>
+        <w:rPr>
+          <w:rStyle w:val="NormalTok"/>
+        </w:rPr>
+        <w:t xml:space="preserve">) </w:t>
+      </w:r>
+      <w:r>
+        <w:br/>
+      </w:r>
+      <w:r>
+        <w:rPr>
+          <w:rStyle w:val="NormalTok"/>
+        </w:rPr>
+        <w:t xml:space="preserve">histo_plot</w:t>
       </w:r>
     </w:p>
     <w:p>
@@ -4028,7 +3930,19 @@
         <w:rPr>
           <w:rStyle w:val="NormalTok"/>
         </w:rPr>
-        <w:t xml:space="preserve">sculpin_df </w:t>
+        <w:t xml:space="preserve">mean_se_plot </w:t>
+      </w:r>
+      <w:r>
+        <w:rPr>
+          <w:rStyle w:val="OtherTok"/>
+        </w:rPr>
+        <w:t xml:space="preserve">&lt;-</w:t>
+      </w:r>
+      <w:r>
+        <w:rPr>
+          <w:rStyle w:val="NormalTok"/>
+        </w:rPr>
+        <w:t xml:space="preserve"> sculpin_df </w:t>
       </w:r>
       <w:r>
         <w:rPr>
@@ -4740,6 +4654,15 @@
           <w:rStyle w:val="NormalTok"/>
         </w:rPr>
         <w:t xml:space="preserve">  ) </w:t>
+      </w:r>
+      <w:r>
+        <w:br/>
+      </w:r>
+      <w:r>
+        <w:rPr>
+          <w:rStyle w:val="NormalTok"/>
+        </w:rPr>
+        <w:t xml:space="preserve">mean_se_plot</w:t>
       </w:r>
     </w:p>
     <w:p>
@@ -4792,7 +4715,7 @@
     <w:bookmarkEnd w:id="32"/>
     <w:bookmarkEnd w:id="33"/>
     <w:bookmarkEnd w:id="34"/>
-    <w:bookmarkStart w:id="49" w:name="testing-welchs-t-test-assumptions"/>
+    <w:bookmarkStart w:id="52" w:name="testing-welchs-t-test-assumptions"/>
     <w:p>
       <w:pPr>
         <w:pStyle w:val="Heading1"/>
@@ -4815,7 +4738,7 @@
         <w:t xml:space="preserve">the underlying assumptions:</w:t>
       </w:r>
     </w:p>
-    <w:bookmarkStart w:id="47" w:name="assumptions-of-welchs-t-test"/>
+    <w:bookmarkStart w:id="50" w:name="assumptions-of-welchs-t-test"/>
     <w:p>
       <w:pPr>
         <w:pStyle w:val="Heading2"/>
@@ -4962,7 +4885,7 @@
       </w:r>
     </w:p>
     <w:bookmarkEnd w:id="35"/>
-    <w:bookmarkStart w:id="45" w:name="normality-assumption"/>
+    <w:bookmarkStart w:id="48" w:name="normality-assumption"/>
     <w:p>
       <w:pPr>
         <w:pStyle w:val="Heading3"/>
@@ -5026,130 +4949,7 @@
         <w:rPr>
           <w:rStyle w:val="NormalTok"/>
         </w:rPr>
-        <w:t xml:space="preserve">sculpin_df </w:t>
-      </w:r>
-      <w:r>
-        <w:rPr>
-          <w:rStyle w:val="SpecialCharTok"/>
-        </w:rPr>
-        <w:t xml:space="preserve">%&gt;%</w:t>
-      </w:r>
-      <w:r>
-        <w:rPr>
-          <w:rStyle w:val="NormalTok"/>
-        </w:rPr>
-        <w:t xml:space="preserve"> </w:t>
-      </w:r>
-      <w:r>
-        <w:br/>
-      </w:r>
-      <w:r>
-        <w:rPr>
-          <w:rStyle w:val="NormalTok"/>
-        </w:rPr>
-        <w:t xml:space="preserve">  </w:t>
-      </w:r>
-      <w:r>
-        <w:rPr>
-          <w:rStyle w:val="FunctionTok"/>
-        </w:rPr>
-        <w:t xml:space="preserve">ggplot</w:t>
-      </w:r>
-      <w:r>
-        <w:rPr>
-          <w:rStyle w:val="NormalTok"/>
-        </w:rPr>
-        <w:t xml:space="preserve">(</w:t>
-      </w:r>
-      <w:r>
-        <w:rPr>
-          <w:rStyle w:val="FunctionTok"/>
-        </w:rPr>
-        <w:t xml:space="preserve">aes</w:t>
-      </w:r>
-      <w:r>
-        <w:rPr>
-          <w:rStyle w:val="NormalTok"/>
-        </w:rPr>
-        <w:t xml:space="preserve">(length_mm, </w:t>
-      </w:r>
-      <w:r>
-        <w:rPr>
-          <w:rStyle w:val="AttributeTok"/>
-        </w:rPr>
-        <w:t xml:space="preserve">fill =</w:t>
-      </w:r>
-      <w:r>
-        <w:rPr>
-          <w:rStyle w:val="NormalTok"/>
-        </w:rPr>
-        <w:t xml:space="preserve"> lake))</w:t>
-      </w:r>
-      <w:r>
-        <w:rPr>
-          <w:rStyle w:val="SpecialCharTok"/>
-        </w:rPr>
-        <w:t xml:space="preserve">+</w:t>
-      </w:r>
-      <w:r>
-        <w:br/>
-      </w:r>
-      <w:r>
-        <w:rPr>
-          <w:rStyle w:val="NormalTok"/>
-        </w:rPr>
-        <w:t xml:space="preserve">  </w:t>
-      </w:r>
-      <w:r>
-        <w:rPr>
-          <w:rStyle w:val="FunctionTok"/>
-        </w:rPr>
-        <w:t xml:space="preserve">geom_histogram</w:t>
-      </w:r>
-      <w:r>
-        <w:rPr>
-          <w:rStyle w:val="NormalTok"/>
-        </w:rPr>
-        <w:t xml:space="preserve">()</w:t>
-      </w:r>
-      <w:r>
-        <w:rPr>
-          <w:rStyle w:val="SpecialCharTok"/>
-        </w:rPr>
-        <w:t xml:space="preserve">+</w:t>
-      </w:r>
-      <w:r>
-        <w:br/>
-      </w:r>
-      <w:r>
-        <w:rPr>
-          <w:rStyle w:val="NormalTok"/>
-        </w:rPr>
-        <w:t xml:space="preserve">  </w:t>
-      </w:r>
-      <w:r>
-        <w:rPr>
-          <w:rStyle w:val="FunctionTok"/>
-        </w:rPr>
-        <w:t xml:space="preserve">facet_wrap</w:t>
-      </w:r>
-      <w:r>
-        <w:rPr>
-          <w:rStyle w:val="NormalTok"/>
-        </w:rPr>
-        <w:t xml:space="preserve">(</w:t>
-      </w:r>
-      <w:r>
-        <w:rPr>
-          <w:rStyle w:val="SpecialCharTok"/>
-        </w:rPr>
-        <w:t xml:space="preserve">~</w:t>
-      </w:r>
-      <w:r>
-        <w:rPr>
-          <w:rStyle w:val="NormalTok"/>
-        </w:rPr>
-        <w:t xml:space="preserve">lake)</w:t>
+        <w:t xml:space="preserve">histo_plot</w:t>
       </w:r>
     </w:p>
     <w:p>
@@ -5159,7 +4959,7 @@
       <w:r>
         <w:drawing>
           <wp:inline>
-            <wp:extent cx="6096000" cy="6096000"/>
+            <wp:extent cx="3657600" cy="4876800"/>
             <wp:effectExtent b="0" l="0" r="0" t="0"/>
             <wp:docPr descr="" title="" id="38" name="Picture"/>
             <a:graphic>
@@ -5180,7 +4980,7 @@
                   <pic:spPr bwMode="auto">
                     <a:xfrm>
                       <a:off x="0" y="0"/>
-                      <a:ext cx="6096000" cy="6096000"/>
+                      <a:ext cx="3657600" cy="4876800"/>
                     </a:xfrm>
                     <a:prstGeom prst="rect">
                       <a:avLst/>
@@ -5199,7 +4999,7 @@
         </w:drawing>
       </w:r>
     </w:p>
-    <w:bookmarkStart w:id="43" w:name="qq-plots"/>
+    <w:bookmarkStart w:id="46" w:name="qq-plots"/>
     <w:p>
       <w:pPr>
         <w:pStyle w:val="Heading4"/>
@@ -5629,8 +5429,290 @@
         </w:drawing>
       </w:r>
     </w:p>
-    <w:bookmarkEnd w:id="43"/>
-    <w:bookmarkStart w:id="44" w:name="shapiro-wilk-test"/>
+    <w:p>
+      <w:pPr>
+        <w:pStyle w:val="BodyText"/>
+      </w:pPr>
+      <w:r>
+        <w:t xml:space="preserve">QQplots in base r</w:t>
+      </w:r>
+    </w:p>
+    <w:p>
+      <w:pPr>
+        <w:pStyle w:val="SourceCode"/>
+      </w:pPr>
+      <w:r>
+        <w:rPr>
+          <w:rStyle w:val="CommentTok"/>
+        </w:rPr>
+        <w:t xml:space="preserve"># you need to isolate the dataframes or spllit them</w:t>
+      </w:r>
+      <w:r>
+        <w:br/>
+      </w:r>
+      <w:r>
+        <w:rPr>
+          <w:rStyle w:val="NormalTok"/>
+        </w:rPr>
+        <w:t xml:space="preserve">s7_df </w:t>
+      </w:r>
+      <w:r>
+        <w:rPr>
+          <w:rStyle w:val="OtherTok"/>
+        </w:rPr>
+        <w:t xml:space="preserve">&lt;-</w:t>
+      </w:r>
+      <w:r>
+        <w:rPr>
+          <w:rStyle w:val="NormalTok"/>
+        </w:rPr>
+        <w:t xml:space="preserve"> sculpin_df </w:t>
+      </w:r>
+      <w:r>
+        <w:rPr>
+          <w:rStyle w:val="SpecialCharTok"/>
+        </w:rPr>
+        <w:t xml:space="preserve">%&gt;%</w:t>
+      </w:r>
+      <w:r>
+        <w:br/>
+      </w:r>
+      <w:r>
+        <w:rPr>
+          <w:rStyle w:val="NormalTok"/>
+        </w:rPr>
+        <w:t xml:space="preserve">  </w:t>
+      </w:r>
+      <w:r>
+        <w:rPr>
+          <w:rStyle w:val="FunctionTok"/>
+        </w:rPr>
+        <w:t xml:space="preserve">filter</w:t>
+      </w:r>
+      <w:r>
+        <w:rPr>
+          <w:rStyle w:val="NormalTok"/>
+        </w:rPr>
+        <w:t xml:space="preserve">(lake </w:t>
+      </w:r>
+      <w:r>
+        <w:rPr>
+          <w:rStyle w:val="SpecialCharTok"/>
+        </w:rPr>
+        <w:t xml:space="preserve">==</w:t>
+      </w:r>
+      <w:r>
+        <w:rPr>
+          <w:rStyle w:val="NormalTok"/>
+        </w:rPr>
+        <w:t xml:space="preserve"> </w:t>
+      </w:r>
+      <w:r>
+        <w:rPr>
+          <w:rStyle w:val="StringTok"/>
+        </w:rPr>
+        <w:t xml:space="preserve">"S 07"</w:t>
+      </w:r>
+      <w:r>
+        <w:rPr>
+          <w:rStyle w:val="NormalTok"/>
+        </w:rPr>
+        <w:t xml:space="preserve">)</w:t>
+      </w:r>
+      <w:r>
+        <w:br/>
+      </w:r>
+      <w:r>
+        <w:br/>
+      </w:r>
+      <w:r>
+        <w:rPr>
+          <w:rStyle w:val="NormalTok"/>
+        </w:rPr>
+        <w:t xml:space="preserve">ne14_df </w:t>
+      </w:r>
+      <w:r>
+        <w:rPr>
+          <w:rStyle w:val="OtherTok"/>
+        </w:rPr>
+        <w:t xml:space="preserve">&lt;-</w:t>
+      </w:r>
+      <w:r>
+        <w:rPr>
+          <w:rStyle w:val="NormalTok"/>
+        </w:rPr>
+        <w:t xml:space="preserve"> sculpin_df </w:t>
+      </w:r>
+      <w:r>
+        <w:rPr>
+          <w:rStyle w:val="SpecialCharTok"/>
+        </w:rPr>
+        <w:t xml:space="preserve">%&gt;%</w:t>
+      </w:r>
+      <w:r>
+        <w:br/>
+      </w:r>
+      <w:r>
+        <w:rPr>
+          <w:rStyle w:val="NormalTok"/>
+        </w:rPr>
+        <w:t xml:space="preserve">  </w:t>
+      </w:r>
+      <w:r>
+        <w:rPr>
+          <w:rStyle w:val="FunctionTok"/>
+        </w:rPr>
+        <w:t xml:space="preserve">filter</w:t>
+      </w:r>
+      <w:r>
+        <w:rPr>
+          <w:rStyle w:val="NormalTok"/>
+        </w:rPr>
+        <w:t xml:space="preserve">(lake </w:t>
+      </w:r>
+      <w:r>
+        <w:rPr>
+          <w:rStyle w:val="SpecialCharTok"/>
+        </w:rPr>
+        <w:t xml:space="preserve">==</w:t>
+      </w:r>
+      <w:r>
+        <w:rPr>
+          <w:rStyle w:val="NormalTok"/>
+        </w:rPr>
+        <w:t xml:space="preserve"> </w:t>
+      </w:r>
+      <w:r>
+        <w:rPr>
+          <w:rStyle w:val="StringTok"/>
+        </w:rPr>
+        <w:t xml:space="preserve">"NE 14"</w:t>
+      </w:r>
+      <w:r>
+        <w:rPr>
+          <w:rStyle w:val="NormalTok"/>
+        </w:rPr>
+        <w:t xml:space="preserve">)</w:t>
+      </w:r>
+      <w:r>
+        <w:br/>
+      </w:r>
+      <w:r>
+        <w:br/>
+      </w:r>
+      <w:r>
+        <w:br/>
+      </w:r>
+      <w:r>
+        <w:rPr>
+          <w:rStyle w:val="CommentTok"/>
+        </w:rPr>
+        <w:t xml:space="preserve"># Basic Q-Q plot</w:t>
+      </w:r>
+      <w:r>
+        <w:br/>
+      </w:r>
+      <w:r>
+        <w:rPr>
+          <w:rStyle w:val="FunctionTok"/>
+        </w:rPr>
+        <w:t xml:space="preserve">qqnorm</w:t>
+      </w:r>
+      <w:r>
+        <w:rPr>
+          <w:rStyle w:val="NormalTok"/>
+        </w:rPr>
+        <w:t xml:space="preserve">(s7_df</w:t>
+      </w:r>
+      <w:r>
+        <w:rPr>
+          <w:rStyle w:val="SpecialCharTok"/>
+        </w:rPr>
+        <w:t xml:space="preserve">$</w:t>
+      </w:r>
+      <w:r>
+        <w:rPr>
+          <w:rStyle w:val="NormalTok"/>
+        </w:rPr>
+        <w:t xml:space="preserve">length_mm)</w:t>
+      </w:r>
+      <w:r>
+        <w:br/>
+      </w:r>
+      <w:r>
+        <w:rPr>
+          <w:rStyle w:val="FunctionTok"/>
+        </w:rPr>
+        <w:t xml:space="preserve">qqline</w:t>
+      </w:r>
+      <w:r>
+        <w:rPr>
+          <w:rStyle w:val="NormalTok"/>
+        </w:rPr>
+        <w:t xml:space="preserve">(s7_df</w:t>
+      </w:r>
+      <w:r>
+        <w:rPr>
+          <w:rStyle w:val="SpecialCharTok"/>
+        </w:rPr>
+        <w:t xml:space="preserve">$</w:t>
+      </w:r>
+      <w:r>
+        <w:rPr>
+          <w:rStyle w:val="NormalTok"/>
+        </w:rPr>
+        <w:t xml:space="preserve">length_mm)</w:t>
+      </w:r>
+    </w:p>
+    <w:p>
+      <w:pPr>
+        <w:pStyle w:val="FirstParagraph"/>
+      </w:pPr>
+      <w:r>
+        <w:drawing>
+          <wp:inline>
+            <wp:extent cx="3657600" cy="4876800"/>
+            <wp:effectExtent b="0" l="0" r="0" t="0"/>
+            <wp:docPr descr="" title="" id="44" name="Picture"/>
+            <a:graphic>
+              <a:graphicData uri="http://schemas.openxmlformats.org/drawingml/2006/picture">
+                <pic:pic>
+                  <pic:nvPicPr>
+                    <pic:cNvPr descr="02_two_sample_welches_ttest_files/figure-docx/unnamed-chunk-7-1.png" id="45" name="Picture"/>
+                    <pic:cNvPicPr>
+                      <a:picLocks noChangeArrowheads="1" noChangeAspect="1"/>
+                    </pic:cNvPicPr>
+                  </pic:nvPicPr>
+                  <pic:blipFill>
+                    <a:blip r:embed="rId43"/>
+                    <a:stretch>
+                      <a:fillRect/>
+                    </a:stretch>
+                  </pic:blipFill>
+                  <pic:spPr bwMode="auto">
+                    <a:xfrm>
+                      <a:off x="0" y="0"/>
+                      <a:ext cx="3657600" cy="4876800"/>
+                    </a:xfrm>
+                    <a:prstGeom prst="rect">
+                      <a:avLst/>
+                    </a:prstGeom>
+                    <a:noFill/>
+                    <a:ln w="9525">
+                      <a:noFill/>
+                      <a:headEnd/>
+                      <a:tailEnd/>
+                    </a:ln>
+                  </pic:spPr>
+                </pic:pic>
+              </a:graphicData>
+            </a:graphic>
+          </wp:inline>
+        </w:drawing>
+      </w:r>
+    </w:p>
+    <w:bookmarkEnd w:id="46"/>
+    <w:bookmarkStart w:id="47" w:name="shapiro-wilk-test"/>
     <w:p>
       <w:pPr>
         <w:pStyle w:val="Heading4"/>
@@ -5966,6 +6048,318 @@
         <w:rPr>
           <w:rStyle w:val="NormalTok"/>
         </w:rPr>
+        <w:t xml:space="preserve">normality_results </w:t>
+      </w:r>
+      <w:r>
+        <w:rPr>
+          <w:rStyle w:val="OtherTok"/>
+        </w:rPr>
+        <w:t xml:space="preserve">&lt;-</w:t>
+      </w:r>
+      <w:r>
+        <w:rPr>
+          <w:rStyle w:val="NormalTok"/>
+        </w:rPr>
+        <w:t xml:space="preserve"> sculpin_df </w:t>
+      </w:r>
+      <w:r>
+        <w:rPr>
+          <w:rStyle w:val="SpecialCharTok"/>
+        </w:rPr>
+        <w:t xml:space="preserve">%&gt;%</w:t>
+      </w:r>
+      <w:r>
+        <w:br/>
+      </w:r>
+      <w:r>
+        <w:rPr>
+          <w:rStyle w:val="NormalTok"/>
+        </w:rPr>
+        <w:t xml:space="preserve">  </w:t>
+      </w:r>
+      <w:r>
+        <w:rPr>
+          <w:rStyle w:val="FunctionTok"/>
+        </w:rPr>
+        <w:t xml:space="preserve">group_by</w:t>
+      </w:r>
+      <w:r>
+        <w:rPr>
+          <w:rStyle w:val="NormalTok"/>
+        </w:rPr>
+        <w:t xml:space="preserve">(lake) </w:t>
+      </w:r>
+      <w:r>
+        <w:rPr>
+          <w:rStyle w:val="SpecialCharTok"/>
+        </w:rPr>
+        <w:t xml:space="preserve">%&gt;%</w:t>
+      </w:r>
+      <w:r>
+        <w:br/>
+      </w:r>
+      <w:r>
+        <w:rPr>
+          <w:rStyle w:val="NormalTok"/>
+        </w:rPr>
+        <w:t xml:space="preserve">  </w:t>
+      </w:r>
+      <w:r>
+        <w:rPr>
+          <w:rStyle w:val="FunctionTok"/>
+        </w:rPr>
+        <w:t xml:space="preserve">summarize</w:t>
+      </w:r>
+      <w:r>
+        <w:rPr>
+          <w:rStyle w:val="NormalTok"/>
+        </w:rPr>
+        <w:t xml:space="preserve">(</w:t>
+      </w:r>
+      <w:r>
+        <w:br/>
+      </w:r>
+      <w:r>
+        <w:rPr>
+          <w:rStyle w:val="NormalTok"/>
+        </w:rPr>
+        <w:t xml:space="preserve">    </w:t>
+      </w:r>
+      <w:r>
+        <w:rPr>
+          <w:rStyle w:val="AttributeTok"/>
+        </w:rPr>
+        <w:t xml:space="preserve">shapiro_stat =</w:t>
+      </w:r>
+      <w:r>
+        <w:rPr>
+          <w:rStyle w:val="NormalTok"/>
+        </w:rPr>
+        <w:t xml:space="preserve"> </w:t>
+      </w:r>
+      <w:r>
+        <w:rPr>
+          <w:rStyle w:val="FunctionTok"/>
+        </w:rPr>
+        <w:t xml:space="preserve">shapiro.test</w:t>
+      </w:r>
+      <w:r>
+        <w:rPr>
+          <w:rStyle w:val="NormalTok"/>
+        </w:rPr>
+        <w:t xml:space="preserve">(length_mm)</w:t>
+      </w:r>
+      <w:r>
+        <w:rPr>
+          <w:rStyle w:val="SpecialCharTok"/>
+        </w:rPr>
+        <w:t xml:space="preserve">$</w:t>
+      </w:r>
+      <w:r>
+        <w:rPr>
+          <w:rStyle w:val="NormalTok"/>
+        </w:rPr>
+        <w:t xml:space="preserve">statistic,</w:t>
+      </w:r>
+      <w:r>
+        <w:br/>
+      </w:r>
+      <w:r>
+        <w:rPr>
+          <w:rStyle w:val="NormalTok"/>
+        </w:rPr>
+        <w:t xml:space="preserve">    </w:t>
+      </w:r>
+      <w:r>
+        <w:rPr>
+          <w:rStyle w:val="AttributeTok"/>
+        </w:rPr>
+        <w:t xml:space="preserve">shapiro_p_value =</w:t>
+      </w:r>
+      <w:r>
+        <w:rPr>
+          <w:rStyle w:val="NormalTok"/>
+        </w:rPr>
+        <w:t xml:space="preserve"> </w:t>
+      </w:r>
+      <w:r>
+        <w:rPr>
+          <w:rStyle w:val="FunctionTok"/>
+        </w:rPr>
+        <w:t xml:space="preserve">shapiro.test</w:t>
+      </w:r>
+      <w:r>
+        <w:rPr>
+          <w:rStyle w:val="NormalTok"/>
+        </w:rPr>
+        <w:t xml:space="preserve">(length_mm)</w:t>
+      </w:r>
+      <w:r>
+        <w:rPr>
+          <w:rStyle w:val="SpecialCharTok"/>
+        </w:rPr>
+        <w:t xml:space="preserve">$</w:t>
+      </w:r>
+      <w:r>
+        <w:rPr>
+          <w:rStyle w:val="NormalTok"/>
+        </w:rPr>
+        <w:t xml:space="preserve">p.value,</w:t>
+      </w:r>
+      <w:r>
+        <w:br/>
+      </w:r>
+      <w:r>
+        <w:rPr>
+          <w:rStyle w:val="NormalTok"/>
+        </w:rPr>
+        <w:t xml:space="preserve">    </w:t>
+      </w:r>
+      <w:r>
+        <w:rPr>
+          <w:rStyle w:val="AttributeTok"/>
+        </w:rPr>
+        <w:t xml:space="preserve">normal_distribution =</w:t>
+      </w:r>
+      <w:r>
+        <w:rPr>
+          <w:rStyle w:val="NormalTok"/>
+        </w:rPr>
+        <w:t xml:space="preserve"> </w:t>
+      </w:r>
+      <w:r>
+        <w:rPr>
+          <w:rStyle w:val="FunctionTok"/>
+        </w:rPr>
+        <w:t xml:space="preserve">if_else</w:t>
+      </w:r>
+      <w:r>
+        <w:rPr>
+          <w:rStyle w:val="NormalTok"/>
+        </w:rPr>
+        <w:t xml:space="preserve">(shapiro_p_value </w:t>
+      </w:r>
+      <w:r>
+        <w:rPr>
+          <w:rStyle w:val="SpecialCharTok"/>
+        </w:rPr>
+        <w:t xml:space="preserve">&gt;</w:t>
+      </w:r>
+      <w:r>
+        <w:rPr>
+          <w:rStyle w:val="NormalTok"/>
+        </w:rPr>
+        <w:t xml:space="preserve"> </w:t>
+      </w:r>
+      <w:r>
+        <w:rPr>
+          <w:rStyle w:val="FloatTok"/>
+        </w:rPr>
+        <w:t xml:space="preserve">0.05</w:t>
+      </w:r>
+      <w:r>
+        <w:rPr>
+          <w:rStyle w:val="NormalTok"/>
+        </w:rPr>
+        <w:t xml:space="preserve">, </w:t>
+      </w:r>
+      <w:r>
+        <w:rPr>
+          <w:rStyle w:val="StringTok"/>
+        </w:rPr>
+        <w:t xml:space="preserve">"Normal"</w:t>
+      </w:r>
+      <w:r>
+        <w:rPr>
+          <w:rStyle w:val="NormalTok"/>
+        </w:rPr>
+        <w:t xml:space="preserve">, </w:t>
+      </w:r>
+      <w:r>
+        <w:rPr>
+          <w:rStyle w:val="StringTok"/>
+        </w:rPr>
+        <w:t xml:space="preserve">"Non-normal"</w:t>
+      </w:r>
+      <w:r>
+        <w:rPr>
+          <w:rStyle w:val="NormalTok"/>
+        </w:rPr>
+        <w:t xml:space="preserve">))</w:t>
+      </w:r>
+      <w:r>
+        <w:br/>
+      </w:r>
+      <w:r>
+        <w:rPr>
+          <w:rStyle w:val="NormalTok"/>
+        </w:rPr>
+        <w:t xml:space="preserve">normality_results</w:t>
+      </w:r>
+    </w:p>
+    <w:p>
+      <w:pPr>
+        <w:pStyle w:val="SourceCode"/>
+      </w:pPr>
+      <w:r>
+        <w:rPr>
+          <w:rStyle w:val="VerbatimChar"/>
+        </w:rPr>
+        <w:t xml:space="preserve"># A tibble: 2 × 4</w:t>
+      </w:r>
+      <w:r>
+        <w:br/>
+      </w:r>
+      <w:r>
+        <w:rPr>
+          <w:rStyle w:val="VerbatimChar"/>
+        </w:rPr>
+        <w:t xml:space="preserve">  lake  shapiro_stat shapiro_p_value normal_distribution</w:t>
+      </w:r>
+      <w:r>
+        <w:br/>
+      </w:r>
+      <w:r>
+        <w:rPr>
+          <w:rStyle w:val="VerbatimChar"/>
+        </w:rPr>
+        <w:t xml:space="preserve">  &lt;chr&gt;        &lt;dbl&gt;           &lt;dbl&gt; &lt;chr&gt;              </w:t>
+      </w:r>
+      <w:r>
+        <w:br/>
+      </w:r>
+      <w:r>
+        <w:rPr>
+          <w:rStyle w:val="VerbatimChar"/>
+        </w:rPr>
+        <w:t xml:space="preserve">1 NE 14        0.948          0.0826 Normal             </w:t>
+      </w:r>
+      <w:r>
+        <w:br/>
+      </w:r>
+      <w:r>
+        <w:rPr>
+          <w:rStyle w:val="VerbatimChar"/>
+        </w:rPr>
+        <w:t xml:space="preserve">2 S 07         0.980          0.313  Normal             </w:t>
+      </w:r>
+    </w:p>
+    <w:p>
+      <w:pPr>
+        <w:pStyle w:val="FirstParagraph"/>
+      </w:pPr>
+      <w:r>
+        <w:t xml:space="preserve">And yet another way</w:t>
+      </w:r>
+    </w:p>
+    <w:p>
+      <w:pPr>
+        <w:pStyle w:val="SourceCode"/>
+      </w:pPr>
+      <w:r>
+        <w:rPr>
+          <w:rStyle w:val="NormalTok"/>
+        </w:rPr>
         <w:t xml:space="preserve">sculpin_df </w:t>
       </w:r>
       <w:r>
@@ -6316,9 +6710,192 @@
         <w:t xml:space="preserve">W = 0.98035, p-value = 0.3125</w:t>
       </w:r>
     </w:p>
-    <w:bookmarkEnd w:id="44"/>
-    <w:bookmarkEnd w:id="45"/>
-    <w:bookmarkStart w:id="46" w:name="homogeneity-of-variances"/>
+    <w:p>
+      <w:pPr>
+        <w:pStyle w:val="FirstParagraph"/>
+      </w:pPr>
+      <w:r>
+        <w:t xml:space="preserve">and even another</w:t>
+      </w:r>
+    </w:p>
+    <w:p>
+      <w:pPr>
+        <w:pStyle w:val="SourceCode"/>
+      </w:pPr>
+      <w:r>
+        <w:rPr>
+          <w:rStyle w:val="NormalTok"/>
+        </w:rPr>
+        <w:t xml:space="preserve">sculpin_df </w:t>
+      </w:r>
+      <w:r>
+        <w:rPr>
+          <w:rStyle w:val="SpecialCharTok"/>
+        </w:rPr>
+        <w:t xml:space="preserve">%&gt;%</w:t>
+      </w:r>
+      <w:r>
+        <w:br/>
+      </w:r>
+      <w:r>
+        <w:rPr>
+          <w:rStyle w:val="NormalTok"/>
+        </w:rPr>
+        <w:t xml:space="preserve">  </w:t>
+      </w:r>
+      <w:r>
+        <w:rPr>
+          <w:rStyle w:val="FunctionTok"/>
+        </w:rPr>
+        <w:t xml:space="preserve">group_by</w:t>
+      </w:r>
+      <w:r>
+        <w:rPr>
+          <w:rStyle w:val="NormalTok"/>
+        </w:rPr>
+        <w:t xml:space="preserve">(lake) </w:t>
+      </w:r>
+      <w:r>
+        <w:rPr>
+          <w:rStyle w:val="SpecialCharTok"/>
+        </w:rPr>
+        <w:t xml:space="preserve">%&gt;%</w:t>
+      </w:r>
+      <w:r>
+        <w:br/>
+      </w:r>
+      <w:r>
+        <w:rPr>
+          <w:rStyle w:val="NormalTok"/>
+        </w:rPr>
+        <w:t xml:space="preserve">  </w:t>
+      </w:r>
+      <w:r>
+        <w:rPr>
+          <w:rStyle w:val="FunctionTok"/>
+        </w:rPr>
+        <w:t xml:space="preserve">group_modify</w:t>
+      </w:r>
+      <w:r>
+        <w:rPr>
+          <w:rStyle w:val="NormalTok"/>
+        </w:rPr>
+        <w:t xml:space="preserve">(</w:t>
+      </w:r>
+      <w:r>
+        <w:rPr>
+          <w:rStyle w:val="SpecialCharTok"/>
+        </w:rPr>
+        <w:t xml:space="preserve">~</w:t>
+      </w:r>
+      <w:r>
+        <w:rPr>
+          <w:rStyle w:val="NormalTok"/>
+        </w:rPr>
+        <w:t xml:space="preserve"> broom</w:t>
+      </w:r>
+      <w:r>
+        <w:rPr>
+          <w:rStyle w:val="SpecialCharTok"/>
+        </w:rPr>
+        <w:t xml:space="preserve">::</w:t>
+      </w:r>
+      <w:r>
+        <w:rPr>
+          <w:rStyle w:val="FunctionTok"/>
+        </w:rPr>
+        <w:t xml:space="preserve">tidy</w:t>
+      </w:r>
+      <w:r>
+        <w:rPr>
+          <w:rStyle w:val="NormalTok"/>
+        </w:rPr>
+        <w:t xml:space="preserve">(</w:t>
+      </w:r>
+      <w:r>
+        <w:rPr>
+          <w:rStyle w:val="FunctionTok"/>
+        </w:rPr>
+        <w:t xml:space="preserve">shapiro.test</w:t>
+      </w:r>
+      <w:r>
+        <w:rPr>
+          <w:rStyle w:val="NormalTok"/>
+        </w:rPr>
+        <w:t xml:space="preserve">(.x</w:t>
+      </w:r>
+      <w:r>
+        <w:rPr>
+          <w:rStyle w:val="SpecialCharTok"/>
+        </w:rPr>
+        <w:t xml:space="preserve">$</w:t>
+      </w:r>
+      <w:r>
+        <w:rPr>
+          <w:rStyle w:val="NormalTok"/>
+        </w:rPr>
+        <w:t xml:space="preserve">length_mm)))</w:t>
+      </w:r>
+    </w:p>
+    <w:p>
+      <w:pPr>
+        <w:pStyle w:val="SourceCode"/>
+      </w:pPr>
+      <w:r>
+        <w:rPr>
+          <w:rStyle w:val="VerbatimChar"/>
+        </w:rPr>
+        <w:t xml:space="preserve"># A tibble: 2 × 4</w:t>
+      </w:r>
+      <w:r>
+        <w:br/>
+      </w:r>
+      <w:r>
+        <w:rPr>
+          <w:rStyle w:val="VerbatimChar"/>
+        </w:rPr>
+        <w:t xml:space="preserve"># Groups:   lake [2]</w:t>
+      </w:r>
+      <w:r>
+        <w:br/>
+      </w:r>
+      <w:r>
+        <w:rPr>
+          <w:rStyle w:val="VerbatimChar"/>
+        </w:rPr>
+        <w:t xml:space="preserve">  lake  statistic p.value method                     </w:t>
+      </w:r>
+      <w:r>
+        <w:br/>
+      </w:r>
+      <w:r>
+        <w:rPr>
+          <w:rStyle w:val="VerbatimChar"/>
+        </w:rPr>
+        <w:t xml:space="preserve">  &lt;chr&gt;     &lt;dbl&gt;   &lt;dbl&gt; &lt;chr&gt;                      </w:t>
+      </w:r>
+      <w:r>
+        <w:br/>
+      </w:r>
+      <w:r>
+        <w:rPr>
+          <w:rStyle w:val="VerbatimChar"/>
+        </w:rPr>
+        <w:t xml:space="preserve">1 NE 14     0.948  0.0826 Shapiro-Wilk normality test</w:t>
+      </w:r>
+      <w:r>
+        <w:br/>
+      </w:r>
+      <w:r>
+        <w:rPr>
+          <w:rStyle w:val="VerbatimChar"/>
+        </w:rPr>
+        <w:t xml:space="preserve">2 S 07      0.980  0.313  Shapiro-Wilk normality test</w:t>
+      </w:r>
+    </w:p>
+    <w:bookmarkEnd w:id="47"/>
+    <w:bookmarkEnd w:id="48"/>
+    <w:bookmarkStart w:id="49" w:name="homogeneity-of-variances"/>
     <w:p>
       <w:pPr>
         <w:pStyle w:val="Heading3"/>
@@ -6429,9 +7006,9 @@
         <w:t xml:space="preserve">      108               </w:t>
       </w:r>
     </w:p>
-    <w:bookmarkEnd w:id="46"/>
-    <w:bookmarkEnd w:id="47"/>
-    <w:bookmarkStart w:id="48" w:name="interpretation-of-assumption-tests"/>
+    <w:bookmarkEnd w:id="49"/>
+    <w:bookmarkEnd w:id="50"/>
+    <w:bookmarkStart w:id="51" w:name="interpretation-of-assumption-tests"/>
     <w:p>
       <w:pPr>
         <w:pStyle w:val="Heading2"/>
@@ -6664,9 +7241,9 @@
         <w:t xml:space="preserve">t-test instead, which does not assume equal variances.</w:t>
       </w:r>
     </w:p>
-    <w:bookmarkEnd w:id="48"/>
-    <w:bookmarkEnd w:id="49"/>
-    <w:bookmarkStart w:id="55" w:name="performing-welchs-t-test"/>
+    <w:bookmarkEnd w:id="51"/>
+    <w:bookmarkEnd w:id="52"/>
+    <w:bookmarkStart w:id="61" w:name="performing-welchs-t-test"/>
     <w:p>
       <w:pPr>
         <w:pStyle w:val="Heading1"/>
@@ -6927,7 +7504,7 @@
         <w:t xml:space="preserve">           47.27027            55.56164 </w:t>
       </w:r>
     </w:p>
-    <w:bookmarkStart w:id="50" w:name="Xacc891ba528982cedd2a94171ad302ed7fbee19"/>
+    <w:bookmarkStart w:id="53" w:name="Xacc891ba528982cedd2a94171ad302ed7fbee19"/>
     <w:p>
       <w:pPr>
         <w:pStyle w:val="Heading2"/>
@@ -7211,8 +7788,8 @@
         <w:t xml:space="preserve">: The means of each group being compared.</w:t>
       </w:r>
     </w:p>
-    <w:bookmarkEnd w:id="50"/>
-    <w:bookmarkStart w:id="54" w:name="visual-representation-of-t-test-results"/>
+    <w:bookmarkEnd w:id="53"/>
+    <w:bookmarkStart w:id="60" w:name="visual-representation-of-t-test-results"/>
     <w:p>
       <w:pPr>
         <w:pStyle w:val="Heading2"/>
@@ -7892,18 +8469,18 @@
           <wp:inline>
             <wp:extent cx="6096000" cy="6096000"/>
             <wp:effectExtent b="0" l="0" r="0" t="0"/>
-            <wp:docPr descr="" title="" id="52" name="Picture"/>
+            <wp:docPr descr="" title="" id="55" name="Picture"/>
             <a:graphic>
               <a:graphicData uri="http://schemas.openxmlformats.org/drawingml/2006/picture">
                 <pic:pic>
                   <pic:nvPicPr>
-                    <pic:cNvPr descr="02_two_sample_welches_ttest_files/figure-docx/unnamed-chunk-11-1.png" id="53" name="Picture"/>
+                    <pic:cNvPr descr="02_two_sample_welches_ttest_files/figure-docx/unnamed-chunk-13-1.png" id="56" name="Picture"/>
                     <pic:cNvPicPr>
                       <a:picLocks noChangeArrowheads="1" noChangeAspect="1"/>
                     </pic:cNvPicPr>
                   </pic:nvPicPr>
                   <pic:blipFill>
-                    <a:blip r:embed="rId51"/>
+                    <a:blip r:embed="rId54"/>
                     <a:stretch>
                       <a:fillRect/>
                     </a:stretch>
@@ -7935,6 +8512,828 @@
         <w:pStyle w:val="BodyText"/>
       </w:pPr>
       <w:r>
+        <w:t xml:space="preserve">A mean and SE plot</w:t>
+      </w:r>
+    </w:p>
+    <w:p>
+      <w:pPr>
+        <w:pStyle w:val="SourceCode"/>
+      </w:pPr>
+      <w:r>
+        <w:rPr>
+          <w:rStyle w:val="NormalTok"/>
+        </w:rPr>
+        <w:t xml:space="preserve">sculpin_df </w:t>
+      </w:r>
+      <w:r>
+        <w:rPr>
+          <w:rStyle w:val="SpecialCharTok"/>
+        </w:rPr>
+        <w:t xml:space="preserve">%&gt;%</w:t>
+      </w:r>
+      <w:r>
+        <w:rPr>
+          <w:rStyle w:val="NormalTok"/>
+        </w:rPr>
+        <w:t xml:space="preserve"> </w:t>
+      </w:r>
+      <w:r>
+        <w:br/>
+      </w:r>
+      <w:r>
+        <w:rPr>
+          <w:rStyle w:val="NormalTok"/>
+        </w:rPr>
+        <w:t xml:space="preserve">  </w:t>
+      </w:r>
+      <w:r>
+        <w:rPr>
+          <w:rStyle w:val="FunctionTok"/>
+        </w:rPr>
+        <w:t xml:space="preserve">ggplot</w:t>
+      </w:r>
+      <w:r>
+        <w:rPr>
+          <w:rStyle w:val="NormalTok"/>
+        </w:rPr>
+        <w:t xml:space="preserve">(</w:t>
+      </w:r>
+      <w:r>
+        <w:rPr>
+          <w:rStyle w:val="FunctionTok"/>
+        </w:rPr>
+        <w:t xml:space="preserve">aes</w:t>
+      </w:r>
+      <w:r>
+        <w:rPr>
+          <w:rStyle w:val="NormalTok"/>
+        </w:rPr>
+        <w:t xml:space="preserve">(</w:t>
+      </w:r>
+      <w:r>
+        <w:rPr>
+          <w:rStyle w:val="AttributeTok"/>
+        </w:rPr>
+        <w:t xml:space="preserve">x =</w:t>
+      </w:r>
+      <w:r>
+        <w:rPr>
+          <w:rStyle w:val="NormalTok"/>
+        </w:rPr>
+        <w:t xml:space="preserve"> lake, </w:t>
+      </w:r>
+      <w:r>
+        <w:rPr>
+          <w:rStyle w:val="AttributeTok"/>
+        </w:rPr>
+        <w:t xml:space="preserve">y =</w:t>
+      </w:r>
+      <w:r>
+        <w:rPr>
+          <w:rStyle w:val="NormalTok"/>
+        </w:rPr>
+        <w:t xml:space="preserve"> length_mm, </w:t>
+      </w:r>
+      <w:r>
+        <w:rPr>
+          <w:rStyle w:val="AttributeTok"/>
+        </w:rPr>
+        <w:t xml:space="preserve">color=</w:t>
+      </w:r>
+      <w:r>
+        <w:rPr>
+          <w:rStyle w:val="NormalTok"/>
+        </w:rPr>
+        <w:t xml:space="preserve">lake, </w:t>
+      </w:r>
+      <w:r>
+        <w:rPr>
+          <w:rStyle w:val="AttributeTok"/>
+        </w:rPr>
+        <w:t xml:space="preserve">shape =</w:t>
+      </w:r>
+      <w:r>
+        <w:rPr>
+          <w:rStyle w:val="NormalTok"/>
+        </w:rPr>
+        <w:t xml:space="preserve"> lake, </w:t>
+      </w:r>
+      <w:r>
+        <w:rPr>
+          <w:rStyle w:val="AttributeTok"/>
+        </w:rPr>
+        <w:t xml:space="preserve">fill =</w:t>
+      </w:r>
+      <w:r>
+        <w:rPr>
+          <w:rStyle w:val="NormalTok"/>
+        </w:rPr>
+        <w:t xml:space="preserve"> lake)) </w:t>
+      </w:r>
+      <w:r>
+        <w:rPr>
+          <w:rStyle w:val="SpecialCharTok"/>
+        </w:rPr>
+        <w:t xml:space="preserve">+</w:t>
+      </w:r>
+      <w:r>
+        <w:br/>
+      </w:r>
+      <w:r>
+        <w:rPr>
+          <w:rStyle w:val="NormalTok"/>
+        </w:rPr>
+        <w:t xml:space="preserve">  </w:t>
+      </w:r>
+      <w:r>
+        <w:rPr>
+          <w:rStyle w:val="FunctionTok"/>
+        </w:rPr>
+        <w:t xml:space="preserve">stat_summary</w:t>
+      </w:r>
+      <w:r>
+        <w:rPr>
+          <w:rStyle w:val="NormalTok"/>
+        </w:rPr>
+        <w:t xml:space="preserve">(</w:t>
+      </w:r>
+      <w:r>
+        <w:rPr>
+          <w:rStyle w:val="AttributeTok"/>
+        </w:rPr>
+        <w:t xml:space="preserve">fun =</w:t>
+      </w:r>
+      <w:r>
+        <w:rPr>
+          <w:rStyle w:val="NormalTok"/>
+        </w:rPr>
+        <w:t xml:space="preserve"> mean, </w:t>
+      </w:r>
+      <w:r>
+        <w:rPr>
+          <w:rStyle w:val="AttributeTok"/>
+        </w:rPr>
+        <w:t xml:space="preserve">geom =</w:t>
+      </w:r>
+      <w:r>
+        <w:rPr>
+          <w:rStyle w:val="NormalTok"/>
+        </w:rPr>
+        <w:t xml:space="preserve"> </w:t>
+      </w:r>
+      <w:r>
+        <w:rPr>
+          <w:rStyle w:val="StringTok"/>
+        </w:rPr>
+        <w:t xml:space="preserve">"point"</w:t>
+      </w:r>
+      <w:r>
+        <w:rPr>
+          <w:rStyle w:val="NormalTok"/>
+        </w:rPr>
+        <w:t xml:space="preserve">, </w:t>
+      </w:r>
+      <w:r>
+        <w:rPr>
+          <w:rStyle w:val="AttributeTok"/>
+        </w:rPr>
+        <w:t xml:space="preserve">alpha =</w:t>
+      </w:r>
+      <w:r>
+        <w:rPr>
+          <w:rStyle w:val="NormalTok"/>
+        </w:rPr>
+        <w:t xml:space="preserve"> </w:t>
+      </w:r>
+      <w:r>
+        <w:rPr>
+          <w:rStyle w:val="FloatTok"/>
+        </w:rPr>
+        <w:t xml:space="preserve">0.7</w:t>
+      </w:r>
+      <w:r>
+        <w:rPr>
+          <w:rStyle w:val="NormalTok"/>
+        </w:rPr>
+        <w:t xml:space="preserve">, </w:t>
+      </w:r>
+      <w:r>
+        <w:rPr>
+          <w:rStyle w:val="AttributeTok"/>
+        </w:rPr>
+        <w:t xml:space="preserve">size=</w:t>
+      </w:r>
+      <w:r>
+        <w:rPr>
+          <w:rStyle w:val="DecValTok"/>
+        </w:rPr>
+        <w:t xml:space="preserve">3</w:t>
+      </w:r>
+      <w:r>
+        <w:rPr>
+          <w:rStyle w:val="NormalTok"/>
+        </w:rPr>
+        <w:t xml:space="preserve">) </w:t>
+      </w:r>
+      <w:r>
+        <w:rPr>
+          <w:rStyle w:val="SpecialCharTok"/>
+        </w:rPr>
+        <w:t xml:space="preserve">+</w:t>
+      </w:r>
+      <w:r>
+        <w:rPr>
+          <w:rStyle w:val="NormalTok"/>
+        </w:rPr>
+        <w:t xml:space="preserve">  </w:t>
+      </w:r>
+      <w:r>
+        <w:rPr>
+          <w:rStyle w:val="CommentTok"/>
+        </w:rPr>
+        <w:t xml:space="preserve"># bars for means</w:t>
+      </w:r>
+      <w:r>
+        <w:br/>
+      </w:r>
+      <w:r>
+        <w:rPr>
+          <w:rStyle w:val="NormalTok"/>
+        </w:rPr>
+        <w:t xml:space="preserve">  </w:t>
+      </w:r>
+      <w:r>
+        <w:rPr>
+          <w:rStyle w:val="FunctionTok"/>
+        </w:rPr>
+        <w:t xml:space="preserve">stat_summary</w:t>
+      </w:r>
+      <w:r>
+        <w:rPr>
+          <w:rStyle w:val="NormalTok"/>
+        </w:rPr>
+        <w:t xml:space="preserve">(</w:t>
+      </w:r>
+      <w:r>
+        <w:rPr>
+          <w:rStyle w:val="AttributeTok"/>
+        </w:rPr>
+        <w:t xml:space="preserve">fun.data =</w:t>
+      </w:r>
+      <w:r>
+        <w:rPr>
+          <w:rStyle w:val="NormalTok"/>
+        </w:rPr>
+        <w:t xml:space="preserve"> mean_se, </w:t>
+      </w:r>
+      <w:r>
+        <w:rPr>
+          <w:rStyle w:val="AttributeTok"/>
+        </w:rPr>
+        <w:t xml:space="preserve">geom =</w:t>
+      </w:r>
+      <w:r>
+        <w:rPr>
+          <w:rStyle w:val="NormalTok"/>
+        </w:rPr>
+        <w:t xml:space="preserve"> </w:t>
+      </w:r>
+      <w:r>
+        <w:rPr>
+          <w:rStyle w:val="StringTok"/>
+        </w:rPr>
+        <w:t xml:space="preserve">"errorbar"</w:t>
+      </w:r>
+      <w:r>
+        <w:rPr>
+          <w:rStyle w:val="NormalTok"/>
+        </w:rPr>
+        <w:t xml:space="preserve">, </w:t>
+      </w:r>
+      <w:r>
+        <w:rPr>
+          <w:rStyle w:val="AttributeTok"/>
+        </w:rPr>
+        <w:t xml:space="preserve">width =</w:t>
+      </w:r>
+      <w:r>
+        <w:rPr>
+          <w:rStyle w:val="NormalTok"/>
+        </w:rPr>
+        <w:t xml:space="preserve"> </w:t>
+      </w:r>
+      <w:r>
+        <w:rPr>
+          <w:rStyle w:val="FloatTok"/>
+        </w:rPr>
+        <w:t xml:space="preserve">0.2</w:t>
+      </w:r>
+      <w:r>
+        <w:rPr>
+          <w:rStyle w:val="NormalTok"/>
+        </w:rPr>
+        <w:t xml:space="preserve">) </w:t>
+      </w:r>
+      <w:r>
+        <w:rPr>
+          <w:rStyle w:val="SpecialCharTok"/>
+        </w:rPr>
+        <w:t xml:space="preserve">+</w:t>
+      </w:r>
+      <w:r>
+        <w:rPr>
+          <w:rStyle w:val="NormalTok"/>
+        </w:rPr>
+        <w:t xml:space="preserve">  </w:t>
+      </w:r>
+      <w:r>
+        <w:rPr>
+          <w:rStyle w:val="CommentTok"/>
+        </w:rPr>
+        <w:t xml:space="preserve"># error bars for SE</w:t>
+      </w:r>
+      <w:r>
+        <w:br/>
+      </w:r>
+      <w:r>
+        <w:rPr>
+          <w:rStyle w:val="NormalTok"/>
+        </w:rPr>
+        <w:t xml:space="preserve">  </w:t>
+      </w:r>
+      <w:r>
+        <w:rPr>
+          <w:rStyle w:val="FunctionTok"/>
+        </w:rPr>
+        <w:t xml:space="preserve">labs</w:t>
+      </w:r>
+      <w:r>
+        <w:rPr>
+          <w:rStyle w:val="NormalTok"/>
+        </w:rPr>
+        <w:t xml:space="preserve">(</w:t>
+      </w:r>
+      <w:r>
+        <w:br/>
+      </w:r>
+      <w:r>
+        <w:rPr>
+          <w:rStyle w:val="NormalTok"/>
+        </w:rPr>
+        <w:t xml:space="preserve">    </w:t>
+      </w:r>
+      <w:r>
+        <w:rPr>
+          <w:rStyle w:val="AttributeTok"/>
+        </w:rPr>
+        <w:t xml:space="preserve">x =</w:t>
+      </w:r>
+      <w:r>
+        <w:rPr>
+          <w:rStyle w:val="NormalTok"/>
+        </w:rPr>
+        <w:t xml:space="preserve"> </w:t>
+      </w:r>
+      <w:r>
+        <w:rPr>
+          <w:rStyle w:val="StringTok"/>
+        </w:rPr>
+        <w:t xml:space="preserve">"Lake"</w:t>
+      </w:r>
+      <w:r>
+        <w:rPr>
+          <w:rStyle w:val="NormalTok"/>
+        </w:rPr>
+        <w:t xml:space="preserve">,</w:t>
+      </w:r>
+      <w:r>
+        <w:br/>
+      </w:r>
+      <w:r>
+        <w:rPr>
+          <w:rStyle w:val="NormalTok"/>
+        </w:rPr>
+        <w:t xml:space="preserve">    </w:t>
+      </w:r>
+      <w:r>
+        <w:rPr>
+          <w:rStyle w:val="AttributeTok"/>
+        </w:rPr>
+        <w:t xml:space="preserve">y =</w:t>
+      </w:r>
+      <w:r>
+        <w:rPr>
+          <w:rStyle w:val="NormalTok"/>
+        </w:rPr>
+        <w:t xml:space="preserve"> </w:t>
+      </w:r>
+      <w:r>
+        <w:rPr>
+          <w:rStyle w:val="StringTok"/>
+        </w:rPr>
+        <w:t xml:space="preserve">"Total Length (mm)"</w:t>
+      </w:r>
+      <w:r>
+        <w:rPr>
+          <w:rStyle w:val="NormalTok"/>
+        </w:rPr>
+        <w:t xml:space="preserve">,</w:t>
+      </w:r>
+      <w:r>
+        <w:br/>
+      </w:r>
+      <w:r>
+        <w:rPr>
+          <w:rStyle w:val="NormalTok"/>
+        </w:rPr>
+        <w:t xml:space="preserve">    </w:t>
+      </w:r>
+      <w:r>
+        <w:rPr>
+          <w:rStyle w:val="AttributeTok"/>
+        </w:rPr>
+        <w:t xml:space="preserve">fill =</w:t>
+      </w:r>
+      <w:r>
+        <w:rPr>
+          <w:rStyle w:val="NormalTok"/>
+        </w:rPr>
+        <w:t xml:space="preserve"> </w:t>
+      </w:r>
+      <w:r>
+        <w:rPr>
+          <w:rStyle w:val="StringTok"/>
+        </w:rPr>
+        <w:t xml:space="preserve">"Lake"</w:t>
+      </w:r>
+      <w:r>
+        <w:rPr>
+          <w:rStyle w:val="NormalTok"/>
+        </w:rPr>
+        <w:t xml:space="preserve">,</w:t>
+      </w:r>
+      <w:r>
+        <w:br/>
+      </w:r>
+      <w:r>
+        <w:rPr>
+          <w:rStyle w:val="NormalTok"/>
+        </w:rPr>
+        <w:t xml:space="preserve">    </w:t>
+      </w:r>
+      <w:r>
+        <w:rPr>
+          <w:rStyle w:val="AttributeTok"/>
+        </w:rPr>
+        <w:t xml:space="preserve">color=</w:t>
+      </w:r>
+      <w:r>
+        <w:rPr>
+          <w:rStyle w:val="StringTok"/>
+        </w:rPr>
+        <w:t xml:space="preserve">"Lake"</w:t>
+      </w:r>
+      <w:r>
+        <w:rPr>
+          <w:rStyle w:val="NormalTok"/>
+        </w:rPr>
+        <w:t xml:space="preserve">,</w:t>
+      </w:r>
+      <w:r>
+        <w:br/>
+      </w:r>
+      <w:r>
+        <w:rPr>
+          <w:rStyle w:val="NormalTok"/>
+        </w:rPr>
+        <w:t xml:space="preserve">    </w:t>
+      </w:r>
+      <w:r>
+        <w:rPr>
+          <w:rStyle w:val="AttributeTok"/>
+        </w:rPr>
+        <w:t xml:space="preserve">shape =</w:t>
+      </w:r>
+      <w:r>
+        <w:rPr>
+          <w:rStyle w:val="NormalTok"/>
+        </w:rPr>
+        <w:t xml:space="preserve"> </w:t>
+      </w:r>
+      <w:r>
+        <w:rPr>
+          <w:rStyle w:val="StringTok"/>
+        </w:rPr>
+        <w:t xml:space="preserve">"Lake"</w:t>
+      </w:r>
+      <w:r>
+        <w:br/>
+      </w:r>
+      <w:r>
+        <w:rPr>
+          <w:rStyle w:val="NormalTok"/>
+        </w:rPr>
+        <w:t xml:space="preserve">  ) </w:t>
+      </w:r>
+      <w:r>
+        <w:rPr>
+          <w:rStyle w:val="SpecialCharTok"/>
+        </w:rPr>
+        <w:t xml:space="preserve">+</w:t>
+      </w:r>
+      <w:r>
+        <w:br/>
+      </w:r>
+      <w:r>
+        <w:rPr>
+          <w:rStyle w:val="NormalTok"/>
+        </w:rPr>
+        <w:t xml:space="preserve">  </w:t>
+      </w:r>
+      <w:r>
+        <w:rPr>
+          <w:rStyle w:val="FunctionTok"/>
+        </w:rPr>
+        <w:t xml:space="preserve">coord_cartesian</w:t>
+      </w:r>
+      <w:r>
+        <w:rPr>
+          <w:rStyle w:val="NormalTok"/>
+        </w:rPr>
+        <w:t xml:space="preserve">(</w:t>
+      </w:r>
+      <w:r>
+        <w:rPr>
+          <w:rStyle w:val="AttributeTok"/>
+        </w:rPr>
+        <w:t xml:space="preserve">ylim =</w:t>
+      </w:r>
+      <w:r>
+        <w:rPr>
+          <w:rStyle w:val="NormalTok"/>
+        </w:rPr>
+        <w:t xml:space="preserve"> </w:t>
+      </w:r>
+      <w:r>
+        <w:rPr>
+          <w:rStyle w:val="FunctionTok"/>
+        </w:rPr>
+        <w:t xml:space="preserve">c</w:t>
+      </w:r>
+      <w:r>
+        <w:rPr>
+          <w:rStyle w:val="NormalTok"/>
+        </w:rPr>
+        <w:t xml:space="preserve">(</w:t>
+      </w:r>
+      <w:r>
+        <w:rPr>
+          <w:rStyle w:val="DecValTok"/>
+        </w:rPr>
+        <w:t xml:space="preserve">0</w:t>
+      </w:r>
+      <w:r>
+        <w:rPr>
+          <w:rStyle w:val="NormalTok"/>
+        </w:rPr>
+        <w:t xml:space="preserve">, </w:t>
+      </w:r>
+      <w:r>
+        <w:rPr>
+          <w:rStyle w:val="DecValTok"/>
+        </w:rPr>
+        <w:t xml:space="preserve">60</w:t>
+      </w:r>
+      <w:r>
+        <w:rPr>
+          <w:rStyle w:val="NormalTok"/>
+        </w:rPr>
+        <w:t xml:space="preserve">))</w:t>
+      </w:r>
+      <w:r>
+        <w:rPr>
+          <w:rStyle w:val="SpecialCharTok"/>
+        </w:rPr>
+        <w:t xml:space="preserve">+</w:t>
+      </w:r>
+      <w:r>
+        <w:br/>
+      </w:r>
+      <w:r>
+        <w:rPr>
+          <w:rStyle w:val="NormalTok"/>
+        </w:rPr>
+        <w:t xml:space="preserve">  </w:t>
+      </w:r>
+      <w:r>
+        <w:rPr>
+          <w:rStyle w:val="FunctionTok"/>
+        </w:rPr>
+        <w:t xml:space="preserve">theme_light</w:t>
+      </w:r>
+      <w:r>
+        <w:rPr>
+          <w:rStyle w:val="NormalTok"/>
+        </w:rPr>
+        <w:t xml:space="preserve">() </w:t>
+      </w:r>
+      <w:r>
+        <w:rPr>
+          <w:rStyle w:val="SpecialCharTok"/>
+        </w:rPr>
+        <w:t xml:space="preserve">+</w:t>
+      </w:r>
+      <w:r>
+        <w:br/>
+      </w:r>
+      <w:r>
+        <w:rPr>
+          <w:rStyle w:val="NormalTok"/>
+        </w:rPr>
+        <w:t xml:space="preserve">  </w:t>
+      </w:r>
+      <w:r>
+        <w:rPr>
+          <w:rStyle w:val="FunctionTok"/>
+        </w:rPr>
+        <w:t xml:space="preserve">theme</w:t>
+      </w:r>
+      <w:r>
+        <w:rPr>
+          <w:rStyle w:val="NormalTok"/>
+        </w:rPr>
+        <w:t xml:space="preserve">(</w:t>
+      </w:r>
+      <w:r>
+        <w:br/>
+      </w:r>
+      <w:r>
+        <w:rPr>
+          <w:rStyle w:val="NormalTok"/>
+        </w:rPr>
+        <w:t xml:space="preserve">    </w:t>
+      </w:r>
+      <w:r>
+        <w:rPr>
+          <w:rStyle w:val="AttributeTok"/>
+        </w:rPr>
+        <w:t xml:space="preserve">plot.title =</w:t>
+      </w:r>
+      <w:r>
+        <w:rPr>
+          <w:rStyle w:val="NormalTok"/>
+        </w:rPr>
+        <w:t xml:space="preserve"> </w:t>
+      </w:r>
+      <w:r>
+        <w:rPr>
+          <w:rStyle w:val="FunctionTok"/>
+        </w:rPr>
+        <w:t xml:space="preserve">element_text</w:t>
+      </w:r>
+      <w:r>
+        <w:rPr>
+          <w:rStyle w:val="NormalTok"/>
+        </w:rPr>
+        <w:t xml:space="preserve">(</w:t>
+      </w:r>
+      <w:r>
+        <w:rPr>
+          <w:rStyle w:val="AttributeTok"/>
+        </w:rPr>
+        <w:t xml:space="preserve">hjust =</w:t>
+      </w:r>
+      <w:r>
+        <w:rPr>
+          <w:rStyle w:val="NormalTok"/>
+        </w:rPr>
+        <w:t xml:space="preserve"> </w:t>
+      </w:r>
+      <w:r>
+        <w:rPr>
+          <w:rStyle w:val="FloatTok"/>
+        </w:rPr>
+        <w:t xml:space="preserve">0.5</w:t>
+      </w:r>
+      <w:r>
+        <w:rPr>
+          <w:rStyle w:val="NormalTok"/>
+        </w:rPr>
+        <w:t xml:space="preserve">, </w:t>
+      </w:r>
+      <w:r>
+        <w:rPr>
+          <w:rStyle w:val="AttributeTok"/>
+        </w:rPr>
+        <w:t xml:space="preserve">face =</w:t>
+      </w:r>
+      <w:r>
+        <w:rPr>
+          <w:rStyle w:val="NormalTok"/>
+        </w:rPr>
+        <w:t xml:space="preserve"> </w:t>
+      </w:r>
+      <w:r>
+        <w:rPr>
+          <w:rStyle w:val="StringTok"/>
+        </w:rPr>
+        <w:t xml:space="preserve">"bold"</w:t>
+      </w:r>
+      <w:r>
+        <w:rPr>
+          <w:rStyle w:val="NormalTok"/>
+        </w:rPr>
+        <w:t xml:space="preserve">),</w:t>
+      </w:r>
+      <w:r>
+        <w:br/>
+      </w:r>
+      <w:r>
+        <w:rPr>
+          <w:rStyle w:val="NormalTok"/>
+        </w:rPr>
+        <w:t xml:space="preserve">    </w:t>
+      </w:r>
+      <w:r>
+        <w:rPr>
+          <w:rStyle w:val="AttributeTok"/>
+        </w:rPr>
+        <w:t xml:space="preserve">legend.position =</w:t>
+      </w:r>
+      <w:r>
+        <w:rPr>
+          <w:rStyle w:val="NormalTok"/>
+        </w:rPr>
+        <w:t xml:space="preserve"> </w:t>
+      </w:r>
+      <w:r>
+        <w:rPr>
+          <w:rStyle w:val="StringTok"/>
+        </w:rPr>
+        <w:t xml:space="preserve">"right"</w:t>
+      </w:r>
+      <w:r>
+        <w:br/>
+      </w:r>
+      <w:r>
+        <w:rPr>
+          <w:rStyle w:val="NormalTok"/>
+        </w:rPr>
+        <w:t xml:space="preserve">  ) </w:t>
+      </w:r>
+    </w:p>
+    <w:p>
+      <w:pPr>
+        <w:pStyle w:val="FirstParagraph"/>
+      </w:pPr>
+      <w:r>
+        <w:drawing>
+          <wp:inline>
+            <wp:extent cx="3657600" cy="4876800"/>
+            <wp:effectExtent b="0" l="0" r="0" t="0"/>
+            <wp:docPr descr="" title="" id="58" name="Picture"/>
+            <a:graphic>
+              <a:graphicData uri="http://schemas.openxmlformats.org/drawingml/2006/picture">
+                <pic:pic>
+                  <pic:nvPicPr>
+                    <pic:cNvPr descr="02_two_sample_welches_ttest_files/figure-docx/mean_se_plot-1.png" id="59" name="Picture"/>
+                    <pic:cNvPicPr>
+                      <a:picLocks noChangeArrowheads="1" noChangeAspect="1"/>
+                    </pic:cNvPicPr>
+                  </pic:nvPicPr>
+                  <pic:blipFill>
+                    <a:blip r:embed="rId57"/>
+                    <a:stretch>
+                      <a:fillRect/>
+                    </a:stretch>
+                  </pic:blipFill>
+                  <pic:spPr bwMode="auto">
+                    <a:xfrm>
+                      <a:off x="0" y="0"/>
+                      <a:ext cx="3657600" cy="4876800"/>
+                    </a:xfrm>
+                    <a:prstGeom prst="rect">
+                      <a:avLst/>
+                    </a:prstGeom>
+                    <a:noFill/>
+                    <a:ln w="9525">
+                      <a:noFill/>
+                      <a:headEnd/>
+                      <a:tailEnd/>
+                    </a:ln>
+                  </pic:spPr>
+                </pic:pic>
+              </a:graphicData>
+            </a:graphic>
+          </wp:inline>
+        </w:drawing>
+      </w:r>
+    </w:p>
+    <w:p>
+      <w:pPr>
+        <w:pStyle w:val="BodyText"/>
+      </w:pPr>
+      <w:r>
         <w:t xml:space="preserve">A typical caption for the mean/SE plot would read:</w:t>
       </w:r>
     </w:p>
@@ -7979,9 +9378,9 @@
         <w:t xml:space="preserve">, p &lt; 0.001).”</w:t>
       </w:r>
     </w:p>
-    <w:bookmarkEnd w:id="54"/>
-    <w:bookmarkEnd w:id="55"/>
-    <w:bookmarkStart w:id="59" w:name="conclusion-and-scientific-reporting"/>
+    <w:bookmarkEnd w:id="60"/>
+    <w:bookmarkEnd w:id="61"/>
+    <w:bookmarkStart w:id="65" w:name="conclusion-and-scientific-reporting"/>
     <w:p>
       <w:pPr>
         <w:pStyle w:val="Heading1"/>
@@ -8416,7 +9815,7 @@
         <w:t xml:space="preserve">100</w:t>
       </w:r>
     </w:p>
-    <w:bookmarkStart w:id="56" w:name="interpretation-of-welchs-t-test-results"/>
+    <w:bookmarkStart w:id="62" w:name="interpretation-of-welchs-t-test-results"/>
     <w:p>
       <w:pPr>
         <w:pStyle w:val="Heading2"/>
@@ -8619,8 +10018,8 @@
         <w:t xml:space="preserve">hypothesis.</w:t>
       </w:r>
     </w:p>
-    <w:bookmarkEnd w:id="56"/>
-    <w:bookmarkStart w:id="57" w:name="X24e75fa51be412e36dc63f64aded42fd0bd54cb"/>
+    <w:bookmarkEnd w:id="62"/>
+    <w:bookmarkStart w:id="63" w:name="X24e75fa51be412e36dc63f64aded42fd0bd54cb"/>
     <w:p>
       <w:pPr>
         <w:pStyle w:val="Heading2"/>
@@ -8718,8 +10117,8 @@
         <w:t xml:space="preserve">populations.”</w:t>
       </w:r>
     </w:p>
-    <w:bookmarkEnd w:id="57"/>
-    <w:bookmarkStart w:id="58" w:name="advantages-of-using-welchs-t-test"/>
+    <w:bookmarkEnd w:id="63"/>
+    <w:bookmarkStart w:id="64" w:name="advantages-of-using-welchs-t-test"/>
     <w:p>
       <w:pPr>
         <w:pStyle w:val="Heading2"/>
@@ -8864,8 +10263,8 @@
         <w:t xml:space="preserve">even when the homogeneity of variance assumption appears to be met.</w:t>
       </w:r>
     </w:p>
-    <w:bookmarkEnd w:id="58"/>
-    <w:bookmarkEnd w:id="59"/>
+    <w:bookmarkEnd w:id="64"/>
+    <w:bookmarkEnd w:id="65"/>
     <w:sectPr>
       <w:pgSz w:h="15840" w:w="12240"/>
       <w:pgMar w:bottom="720" w:footer="720" w:gutter="0" w:header="720" w:left="1152" w:right="720" w:top="720"/>
